--- a/src/Apps/CZ/CoreLocalizationPack/app/Src/Reports/PurchaseQuoteEmail.docx
+++ b/src/Apps/CZ/CoreLocalizationPack/app/Src/Reports/PurchaseQuoteEmail.docx
@@ -79,11 +79,11 @@
         <w:tblStyle w:val="Mkatabulky"/>
         <w:tblW w:w="10319" w:type="dxa"/>
         <w:tblBorders>
-          <w:top w:val="none" w:sz="0" w:space="0" w:color="auto"/>
-          <w:left w:val="none" w:sz="0" w:space="0" w:color="auto"/>
-          <w:bottom w:val="none" w:sz="0" w:space="0" w:color="auto"/>
-          <w:right w:val="none" w:sz="0" w:space="0" w:color="auto"/>
-          <w:insideV w:val="none" w:sz="0" w:space="0" w:color="auto"/>
+          <w:top w:val="none" w:color="auto" w:sz="0" w:space="0"/>
+          <w:left w:val="none" w:color="auto" w:sz="0" w:space="0"/>
+          <w:bottom w:val="none" w:color="auto" w:sz="0" w:space="0"/>
+          <w:right w:val="none" w:color="auto" w:sz="0" w:space="0"/>
+          <w:insideV w:val="none" w:color="auto" w:sz="0" w:space="0"/>
         </w:tblBorders>
         <w:tblCellMar>
           <w:top w:w="29" w:type="dxa"/>
@@ -106,7 +106,7 @@
             <w:tcBorders>
               <w:top w:val="nil"/>
               <w:left w:val="nil"/>
-              <w:bottom w:val="single" w:sz="4" w:space="0" w:color="808080" w:themeColor="background1" w:themeShade="80"/>
+              <w:bottom w:val="single" w:color="808080" w:themeColor="background1" w:themeShade="80" w:sz="4" w:space="0"/>
               <w:right w:val="nil"/>
             </w:tcBorders>
             <w:hideMark/>
@@ -137,7 +137,7 @@
             <w:tcBorders>
               <w:top w:val="nil"/>
               <w:left w:val="nil"/>
-              <w:bottom w:val="single" w:sz="4" w:space="0" w:color="808080" w:themeColor="background1" w:themeShade="80"/>
+              <w:bottom w:val="single" w:color="808080" w:themeColor="background1" w:themeShade="80" w:sz="4" w:space="0"/>
               <w:right w:val="nil"/>
             </w:tcBorders>
             <w:hideMark/>
@@ -172,7 +172,7 @@
           <w:tcPr>
             <w:tcW w:w="3014" w:type="dxa"/>
             <w:tcBorders>
-              <w:top w:val="single" w:sz="4" w:space="0" w:color="808080" w:themeColor="background1" w:themeShade="80"/>
+              <w:top w:val="single" w:color="808080" w:themeColor="background1" w:themeShade="80" w:sz="4" w:space="0"/>
               <w:left w:val="nil"/>
               <w:bottom w:val="nil"/>
               <w:right w:val="nil"/>
@@ -200,7 +200,7 @@
           <w:tcPr>
             <w:tcW w:w="7305" w:type="dxa"/>
             <w:tcBorders>
-              <w:top w:val="single" w:sz="4" w:space="0" w:color="808080" w:themeColor="background1" w:themeShade="80"/>
+              <w:top w:val="single" w:color="808080" w:themeColor="background1" w:themeShade="80" w:sz="4" w:space="0"/>
               <w:left w:val="nil"/>
               <w:bottom w:val="nil"/>
               <w:right w:val="nil"/>
@@ -1865,327 +1865,208 @@
 </a:theme>
 </file>
 
-<file path=customXml/item1.xml>��< ? x m l   v e r s i o n = " 1 . 0 "   e n c o d i n g = " u t f - 1 6 " ? > < N a v W o r d R e p o r t X m l P a r t   x m l n s = " u r n : m i c r o s o f t - d y n a m i c s - n a v / r e p o r t s / P u r c h a s e _ Q u o t e _ C Z L / 3 1 1 8 4 / " > - 
-     < B C R e p o r t I n f o r m a t i o n > - 
-         < R e p o r t M e t a d a t a > - 
-             < E x t e n s i o n I d > E x t e n s i o n   I D < / E x t e n s i o n I d > - 
-             < E x t e n s i o n N a m e > E x t e n s i o n   N a m e < / E x t e n s i o n N a m e > - 
-             < E x t e n s i o n P u b l i s h e r > E x t e n s i o n   P u b l i s h e r < / E x t e n s i o n P u b l i s h e r > - 
-             < E x t e n s i o n V e r s i o n > E x t e n s i o n   V e r s i o n < / E x t e n s i o n V e r s i o n > - 
-             < R e p o r t I d > R e p o r t   I D < / R e p o r t I d > - 
-             < R e p o r t N a m e > R e p o r t   N a m e < / R e p o r t N a m e > - 
-             < A b o u t T h i s R e p o r t T i t l e > A b o u t   T h i s   R e p o r t   T i t l e < / A b o u t T h i s R e p o r t T i t l e > - 
-             < A b o u t T h i s R e p o r t T e x t > A b o u t   T h i s   R e p o r t   T e x t < / A b o u t T h i s R e p o r t T e x t > - 
-             < R e p o r t H e l p L i n k > R e p o r t   H e l p   L i n k < / R e p o r t H e l p L i n k > - 
-         < / R e p o r t M e t a d a t a > - 
-         < R e p o r t R e q u e s t > - 
-             < T e n a n t E n t r a I d > T e n a n t   E n t r a   I d < / T e n a n t E n t r a I d > - 
-             < E n v i r o n m e n t N a m e > E n v i r o n m e n t   N a m e < / E n v i r o n m e n t N a m e > - 
-             < E n v i r o n m e n t T y p e > E n v i r o n m e n t   T y p e < / E n v i r o n m e n t T y p e > - 
-             < C o m p a n y N a m e > C o m p a n y   N a m e < / C o m p a n y N a m e > - 
-             < C o m p a n y D i s p l a y N a m e > C o m p a n y   D i s p l a y   N a m e < / C o m p a n y D i s p l a y N a m e > - 
-             < C o m p a n y I d > C o m p a n y   I D < / C o m p a n y I d > - 
-             < U s e r N a m e > U s e r   N a m e < / U s e r N a m e > - 
-             < D a t e A n d T i m e > D a t e   a n d   T i m e < / D a t e A n d T i m e > - 
-             < L a n g u a g e > L a n g u a g e < / L a n g u a g e > - 
-             < F o r m a t R e g i o n > F o r m a t   R e g i o n < / F o r m a t R e g i o n > - 
-             < D a t e T i m e V a l u e s > - 
-                 < Y e a r > Y e a r < / Y e a r > - 
-                 < M o n t h N u m b e r > M o n t h   N u m b e r < / M o n t h N u m b e r > - 
-                 < D a y N u m b e r > D a y   N u m b e r < / D a y N u m b e r > - 
-                 < H o u r > H o u r < / H o u r > - 
-                 < M i n u t e > M i n u t e < / M i n u t e > - 
-             < / D a t e T i m e V a l u e s > - 
-         < / R e p o r t R e q u e s t > - 
-     < / B C R e p o r t I n f o r m a t i o n > - 
-     < C o m p a n y _ I n f o r m a t i o n > - 
-         < B a n k A c c o u n t N o _ C o m p a n y I n f o r m a t i o n > B a n k A c c o u n t N o _ C o m p a n y I n f o r m a t i o n < / B a n k A c c o u n t N o _ C o m p a n y I n f o r m a t i o n > - 
-         < C o m p a n y A d d r 1 > C o m p a n y A d d r 1 < / C o m p a n y A d d r 1 > - 
-         < C o m p a n y A d d r 2 > C o m p a n y A d d r 2 < / C o m p a n y A d d r 2 > - 
-         < C o m p a n y A d d r 3 > C o m p a n y A d d r 3 < / C o m p a n y A d d r 3 > - 
-         < C o m p a n y A d d r 4 > C o m p a n y A d d r 4 < / C o m p a n y A d d r 4 > - 
-         < C o m p a n y A d d r 5 > & l t ; ? x m l   v e r s i o n = " 1 . 0 "   s t a n d a l o n e = " y e s " ? & g t ; - 
- & l t ; ? m s o - a p p l i c a t i o n   p r o g i d = " W o r d . D o c u m e n t " ? & g t ; - 
- & l t ; p k g : p a c k a g e   x m l n s : p k g = " h t t p : / / s c h e m a s . m i c r o s o f t . c o m / o f f i c e / 2 0 0 6 / x m l P a c k a g e " & g t ; & l t ; p k g : p a r t   p k g : n a m e = " / _ r e l s / . r e l s "   p k g : c o n t e n t T y p e = " a p p l i c a t i o n / v n d . o p e n x m l f o r m a t s - p a c k a g e . r e l a t i o n s h i p s + x m l "   p k g : p a d d i n g = " 5 1 2 " & g t ; & l t ; p k g : x m l D a t a & g t ; & l t ; R e l a t i o n s h i p s   x m l n s = " h t t p : / / s c h e m a s . o p e n x m l f o r m a t s . o r g / p a c k a g e / 2 0 0 6 / r e l a t i o n s h i p s " & g t ; & l t ; R e l a t i o n s h i p   I d = " r I d 2 "   T y p e = " h t t p : / / s c h e m a s . m i c r o s o f t . c o m / o f f i c e / 2 0 2 0 / 0 2 / r e l a t i o n s h i p s / c l a s s i f i c a t i o n l a b e l s "   T a r g e t = " d o c M e t a d a t a / L a b e l I n f o . x m l " / & g t ; & l t ; R e l a t i o n s h i p   I d = " r I d 1 "   T y p e = " h t t p : / / s c h e m a s . o p e n x m l f o r m a t s . o r g / o f f i c e D o c u m e n t / 2 0 0 6 / r e l a t i o n s h i p s / o f f i c e D o c u m e n t "   T a r g e t = " w o r d / d o c u m e n t . x m l " / & g t ; & l t ; / R e l a t i o n s h i p s & g t ; & l t ; / p k g : x m l D a t a & g t ; & l t ; / p k g : p a r t & g t ; & l t ; p k g : p a r t   p k g : n a m e = " / w o r d / d o c u m e n t . x m l "   p k g : c o n t e n t T y p e = " a p p l i c a t i o n / v n d . o p e n x m l f o r m a t s - o f f i c e d o c u m e n t . w o r d p r o c e s s i n g m l . d o c u m e n t . m a i n + x m l " & g t ; & l t ; p k g : x m l D a t a & g t ; & l t ; w : d o c u m e n t   x m l n s : w p c = " h t t p : / / s c h e m a s . m i c r o s o f t . c o m / o f f i c e / w o r d / 2 0 1 0 / w o r d p r o c e s s i n g C a n v a s "   x m l n s : c x = " h t t p : / / s c h e m a s . m i c r o s o f t . c o m / o f f i c e / d r a w i n g / 2 0 1 4 / c h a r t e x "   x m l n s : c x 1 = " h t t p : / / s c h e m a s . m i c r o s o f t . c o m / o f f i c e / d r a w i n g / 2 0 1 5 / 9 / 8 / c h a r t e x "   x m l n s : c x 2 = " h t t p : / / s c h e m a s . m i c r o s o f t . c o m / o f f i c e / d r a w i n g / 2 0 1 5 / 1 0 / 2 1 / c h a r t e x "   x m l n s : c x 3 = " h t t p : / / s c h e m a s . m i c r o s o f t . c o m / o f f i c e / d r a w i n g / 2 0 1 6 / 5 / 9 / c h a r t e x "   x m l n s : c x 4 = " h t t p : / / s c h e m a s . m i c r o s o f t . c o m / o f f i c e / d r a w i n g / 2 0 1 6 / 5 / 1 0 / c h a r t e x "   x m l n s : c x 5 = " h t t p : / / s c h e m a s . m i c r o s o f t . c o m / o f f i c e / d r a w i n g / 2 0 1 6 / 5 / 1 1 / c h a r t e x "   x m l n s : c x 6 = " h t t p : / / s c h e m a s . m i c r o s o f t . c o m / o f f i c e / d r a w i n g / 2 0 1 6 / 5 / 1 2 / c h a r t e x "   x m l n s : c x 7 = " h t t p : / / s c h e m a s . m i c r o s o f t . c o m / o f f i c e / d r a w i n g / 2 0 1 6 / 5 / 1 3 / c h a r t e x "   x m l n s : c x 8 = " h t t p : / / s c h e m a s . m i c r o s o f t . c o m / o f f i c e / d r a w i n g / 2 0 1 6 / 5 / 1 4 / c h a r t e x "   x m l n s : m c = " h t t p : / / s c h e m a s . o p e n x m l f o r m a t s . o r g / m a r k u p - c o m p a t i b i l i t y / 2 0 0 6 "   x m l n s : a i n k = " h t t p : / / s c h e m a s . m i c r o s o f t . c o m / o f f i c e / d r a w i n g / 2 0 1 6 / i n k "   x m l n s : a m 3 d = " h t t p : / / s c h e m a s . m i c r o s o f t . c o m / o f f i c e / d r a w i n g / 2 0 1 7 / m o d e l 3 d "   x m l n s : o = " u r n : s c h e m a s - m i c r o s o f t - c o m : o f f i c e : o f f i c e "   x m l n s : o e l = " h t t p : / / s c h e m a s . m i c r o s o f t . c o m / o f f i c e / 2 0 1 9 / e x t l s t "   x m l n s : r = " h t t p : / / s c h e m a s . o p e n x m l f o r m a t s . o r g / o f f i c e D o c u m e n t / 2 0 0 6 / r e l a t i o n s h i p s "   x m l n s : m = " h t t p : / / s c h e m a s . o p e n x m l f o r m a t s . o r g / o f f i c e D o c u m e n t / 2 0 0 6 / m a t h "   x m l n s : v = " u r n : s c h e m a s - m i c r o s o f t - c o m : v m l "   x m l n s : w p 1 4 = " h t t p : / / s c h e m a s . m i c r o s o f t . c o m / o f f i c e / w o r d / 2 0 1 0 / w o r d p r o c e s s i n g D r a w i n g "   x m l n s : w p = " h t t p : / / s c h e m a s . o p e n x m l f o r m a t s . o r g / d r a w i n g m l / 2 0 0 6 / w o r d p r o c e s s i n g D r a w i n g "   x m l n s : w 1 0 = " u r n : s c h e m a s - m i c r o s o f t - c o m : o f f i c e : w o r d "   x m l n s : w = " h t t p : / / s c h e m a s . o p e n x m l f o r m a t s . o r g / w o r d p r o c e s s i n g m l / 2 0 0 6 / m a i n "   x m l n s : w 1 4 = " h t t p : / / s c h e m a s . m i c r o s o f t . c o m / o f f i c e / w o r d / 2 0 1 0 / w o r d m l "   x m l n s : w 1 5 = " h t t p : / / s c h e m a s . m i c r o s o f t . c o m / o f f i c e / w o r d / 2 0 1 2 / w o r d m l "   x m l n s : w 1 6 c e x = " h t t p : / / s c h e m a s . m i c r o s o f t . c o m / o f f i c e / w o r d / 2 0 1 8 / w o r d m l / c e x "   x m l n s : w 1 6 c i d = " h t t p : / / s c h e m a s . m i c r o s o f t . c o m / o f f i c e / w o r d / 2 0 1 6 / w o r d m l / c i d "   x m l n s : w 1 6 = " h t t p : / / s c h e m a s . m i c r o s o f t . c o m / o f f i c e / w o r d / 2 0 1 8 / w o r d m l "   x m l n s : w 1 6 d u = " h t t p : / / s c h e m a s . m i c r o s o f t . c o m / o f f i c e / w o r d / 2 0 2 3 / w o r d m l / w o r d 1 6 d u "   x m l n s : w 1 6 s d t d h = " h t t p : / / s c h e m a s . m i c r o s o f t . c o m / o f f i c e / w o r d / 2 0 2 0 / w o r d m l / s d t d a t a h a s h "   x m l n s : w 1 6 s d t f l = " h t t p : / / s c h e m a s . m i c r o s o f t . c o m / o f f i c e / w o r d / 2 0 2 4 / w o r d m l / s d t f o r m a t l o c k "   x m l n s : w 1 6 s e = " h t t p : / / s c h e m a s . m i c r o s o f t . c o m / o f f i c e / w o r d / 2 0 1 5 / w o r d m l / s y m e x "   x m l n s : w p g = " h t t p : / / s c h e m a s . m i c r o s o f t . c o m / o f f i c e / w o r d / 2 0 1 0 / w o r d p r o c e s s i n g G r o u p "   x m l n s : w p i = " h t t p : / / s c h e m a s . m i c r o s o f t . c o m / o f f i c e / w o r d / 2 0 1 0 / w o r d p r o c e s s i n g I n k "   x m l n s : w n e = " h t t p : / / s c h e m a s . m i c r o s o f t . c o m / o f f i c e / w o r d / 2 0 0 6 / w o r d m l "   x m l n s : w p s = " h t t p : / / s c h e m a s . m i c r o s o f t . c o m / o f f i c e / w o r d / 2 0 1 0 / w o r d p r o c e s s i n g S h a p e "   m c : I g n o r a b l e = " w 1 4   w 1 5   w 1 6 s e   w 1 6 c i d   w 1 6   w 1 6 c e x   w 1 6 s d t d h   w 1 6 s d t f l   w 1 6 d u   w p 1 4 " & g t ; & l t ; w : b o d y & g t ; & l t ; w : p   w 1 4 : p a r a I d = " 3 3 6 0 3 4 9 F "   w 1 4 : t e x t I d = " 4 2 E 1 0 8 5 3 "   w : r s i d R = " 0 0 8 B 7 8 F 5 "   w : r s i d R D e f a u l t = " 0 0 8 B 7 8 F 5 " & g t ; & l t ; w : r & g t ; & l t ; w : t & g t ; o m p a n y A d d r 5 & l t ; / w : t & g t ; & l t ; / w : r & g t ; & l t ; / w : p & g t ; & l t ; w : s e c t P r   w : r s i d R = " 0 0 8 B 7 8 F 5 " & g t ; & l t ; w : p g S z   w : w = " 1 2 2 4 0 "   w : h = " 1 5 8 4 0 " / & g t ; & l t ; w : p g M a r   w : t o p = " 1 4 4 0 "   w : r i g h t = " 1 4 4 0 "   w : b o t t o m = " 1 4 4 0 "   w : l e f t = " 1 4 4 0 "   w : h e a d e r = " 7 2 0 "   w : f o o t e r = " 7 2 0 "   w : g u t t e r = " 0 " / & g t ; & l t ; w : c o l s   w : s p a c e = " 7 2 0 " / & g t ; & l t ; / w : s e c t P r & g t ; & l t ; / w : b o d y & g t ; & l t ; / w : d o c u m e n t & g t ; & l t ; / p k g : x m l D a t a & g t ; & l t ; / p k g : p a r t & g t ; & l t ; p k g : p a r t   p k g : n a m e = " / w o r d / _ r e l s / d o c u m e n t . x m l . r e l s "   p k g : c o n t e n t T y p e = " a p p l i c a t i o n / v n d . o p e n x m l f o r m a t s - p a c k a g e . r e l a t i o n s h i p s + x m l "   p k g : p a d d i n g = " 2 5 6 " & g t ; & l t ; p k g : x m l D a t a & g t ; & l t ; R e l a t i o n s h i p s   x m l n s = " h t t p : / / s c h e m a s . o p e n x m l f o r m a t s . o r g / p a c k a g e / 2 0 0 6 / r e l a t i o n s h i p s " & g t ; & l t ; R e l a t i o n s h i p   I d = " r I d 1 "   T y p e = " h t t p : / / s c h e m a s . o p e n x m l f o r m a t s . o r g / o f f i c e D o c u m e n t / 2 0 0 6 / r e l a t i o n s h i p s / s t y l e s "   T a r g e t = " s t y l e s . x m l " / & g t ; & l t ; / R e l a t i o n s h i p s & g t ; & l t ; / p k g : x m l D a t a & g t ; & l t ; / p k g : p a r t & g t ; & l t ; p k g : p a r t   p k g : n a m e = " / w o r d / s t y l e s . x m l "   p k g : c o n t e n t T y p e = " a p p l i c a t i o n / v n d . o p e n x m l f o r m a t s - o f f i c e d o c u m e n t . w o r d p r o c e s s i n g m l . s t y l e s + x m l " & g t ; & l t ; p k g : x m l D a t a & g t ; & l t ; w : s t y l e s   x m l n s : m c = " h t t p : / / s c h e m a s . o p e n x m l f o r m a t s . o r g / m a r k u p - c o m p a t i b i l i t y / 2 0 0 6 "   x m l n s : r = " h t t p : / / s c h e m a s . o p e n x m l f o r m a t s . o r g / o f f i c e D o c u m e n t / 2 0 0 6 / r e l a t i o n s h i p s "   x m l n s : w = " h t t p : / / s c h e m a s . o p e n x m l f o r m a t s . o r g / w o r d p r o c e s s i n g m l / 2 0 0 6 / m a i n "   x m l n s : w 1 4 = " h t t p : / / s c h e m a s . m i c r o s o f t . c o m / o f f i c e / w o r d / 2 0 1 0 / w o r d m l "   x m l n s : w 1 5 = " h t t p : / / s c h e m a s . m i c r o s o f t . c o m / o f f i c e / w o r d / 2 0 1 2 / w o r d m l "   x m l n s : w 1 6 c e x = " h t t p : / / s c h e m a s . m i c r o s o f t . c o m / o f f i c e / w o r d / 2 0 1 8 / w o r d m l / c e x "   x m l n s : w 1 6 c i d = " h t t p : / / s c h e m a s . m i c r o s o f t . c o m / o f f i c e / w o r d / 2 0 1 6 / w o r d m l / c i d "   x m l n s : w 1 6 = " h t t p : / / s c h e m a s . m i c r o s o f t . c o m / o f f i c e / w o r d / 2 0 1 8 / w o r d m l "   x m l n s : w 1 6 d u = " h t t p : / / s c h e m a s . m i c r o s o f t . c o m / o f f i c e / w o r d / 2 0 2 3 / w o r d m l / w o r d 1 6 d u "   x m l n s : w 1 6 s d t d h = " h t t p : / / s c h e m a s . m i c r o s o f t . c o m / o f f i c e / w o r d / 2 0 2 0 / w o r d m l / s d t d a t a h a s h "   x m l n s : w 1 6 s d t f l = " h t t p : / / s c h e m a s . m i c r o s o f t . c o m / o f f i c e / w o r d / 2 0 2 4 / w o r d m l / s d t f o r m a t l o c k "   x m l n s : w 1 6 s e = " h t t p : / / s c h e m a s . m i c r o s o f t . c o m / o f f i c e / w o r d / 2 0 1 5 / w o r d m l / s y m e x "   m c : I g n o r a b l e = " w 1 4   w 1 5   w 1 6 s e   w 1 6 c i d   w 1 6   w 1 6 c e x   w 1 6 s d t d h   w 1 6 s d t f l   w 1 6 d u " & g t ; & l t ; w : d o c D e f a u l t s & g t ; & l t ; w : r P r D e f a u l t & g t ; & l t ; w : r P r & g t ; & l t ; w : r F o n t s   w : a s c i i T h e m e = " m i n o r H A n s i "   w : e a s t A s i a T h e m e = " m i n o r E a s t A s i a "   w : h A n s i T h e m e = " m i n o r H A n s i "   w : c s t h e m e = " m i n o r B i d i " / & g t ; & l t ; w : k e r n   w : v a l = " 2 " / & g t ; & l t ; w : s z   w : v a l = " 2 4 " / & g t ; & l t ; w : s z C s   w : v a l = " 2 4 " / & g t ; & l t ; w : l a n g   w : v a l = " e n - U S "   w : e a s t A s i a = " e n - U S "   w : b i d i = " a r - S A " / & g t ; & l t ; w 1 4 : l i g a t u r e s   w 1 4 : v a l = " s t a n d a r d C o n t e x t u a l " / & g t ; & l t ; / w : r P r & g t ; & l t ; / w : r P r D e f a u l t & g t ; & l t ; w : p P r D e f a u l t & g t ; & l t ; w : p P r & g t ; & l t ; w : s p a c i n g   w : a f t e r = " 1 6 0 "   w : l i n e = " 2 7 8 "   w : l i n e R u l e = " a u t o " / & g t ; & l t ; / w : p P r & g t ; & l t ; / w : p P r D e f a u l t & g t ; & l t ; / w : d o c D e f a u l t s & g t ; & l t ; w : s t y l e   w : t y p e = " p a r a g r a p h "   w : d e f a u l t = " 1 "   w : s t y l e I d = " N o r m l n " & g t ; & l t ; w : n a m e   w : v a l = " N o r m a l " / & g t ; & l t ; w : q F o r m a t / & g t ; & l t ; w : r s i d   w : v a l = " 0 0 7 0 2 6 3 2 " / & g t ; & l t ; / w : s t y l e & g t ; & l t ; w : s t y l e   w : t y p e = " c h a r a c t e r "   w : d e f a u l t = " 1 "   w : s t y l e I d = " S t a n d a r d n p s m o o d s t a v c e " & g t ; & l t ; w : n a m e   w : v a l = " D e f a u l t   P a r a g r a p h   F o n t " / & g t ; & l t ; w : u i P r i o r i t y   w : v a l = " 1 " / & g t ; & l t ; w : s e m i H i d d e n / & g t ; & l t ; w : u n h i d e W h e n U s e d / & g t ; & l t ; w : r s i d   w : v a l = " 0 0 7 0 2 6 3 2 " / & g t ; & l t ; / w : s t y l e & g t ; & l t ; w : s t y l e   w : t y p e = " t a b l e "   w : d e f a u l t = " 1 "   w : s t y l e I d = " N o r m l n t a b u l k a " & g t ; & l t ; w : n a m e   w : v a l = " N o r m a l   T a b l e " / & g t ; & l t ; w : u i P r i o r i t y   w : v a l = " 9 9 " / & g t ; & l t ; w : s e m i H i d d e n / & g t ; & l t ; w : u n h i d e W h e n U s e d / & g t ; & l t ; w : t b l P r & g t ; & l t ; w : t b l I n d   w : w = " 0 "   w : t y p e = " d x a " / & g t ; & l t ; w : t b l C e l l M a r & g t ; & l t ; w : t o p   w : w = " 0 "   w : t y p e = " d x a " / & g t ; & l t ; w : l e f t   w : w = " 1 0 8 "   w : t y p e = " d x a " / & g t ; & l t ; w : b o t t o m   w : w = " 0 "   w : t y p e = " d x a " / & g t ; & l t ; w : r i g h t   w : w = " 1 0 8 "   w : t y p e = " d x a " / & g t ; & l t ; / w : t b l C e l l M a r & g t ; & l t ; / w : t b l P r & g t ; & l t ; / w : s t y l e & g t ; & l t ; w : s t y l e   w : t y p e = " n u m b e r i n g "   w : d e f a u l t = " 1 "   w : s t y l e I d = " B e z s e z n a m u " & g t ; & l t ; w : n a m e   w : v a l = " N o   L i s t " / & g t ; & l t ; w : u i P r i o r i t y   w : v a l = " 9 9 " / & g t ; & l t ; w : s e m i H i d d e n / & g t ; & l t ; w : u n h i d e W h e n U s e d / & g t ; & l t ; w : r s i d   w : v a l = " 0 0 7 0 2 6 3 2 " / & g t ; & l t ; / w : s t y l e & g t ; & l t ; / w : s t y l e s & g t ; & l t ; / p k g : x m l D a t a & g t ; & l t ; / p k g : p a r t & g t ; & l t ; p k g : p a r t   p k g : n a m e = " / d o c M e t a d a t a / L a b e l I n f o . x m l "   p k g : c o n t e n t T y p e = " a p p l i c a t i o n / v n d . m s - o f f i c e . c l a s s i f i c a t i o n l a b e l s + x m l " & g t ; & l t ; p k g : x m l D a t a & g t ; & l t ; c l b l : l a b e l L i s t   x m l n s : c l b l = " h t t p : / / s c h e m a s . m i c r o s o f t . c o m / o f f i c e / 2 0 2 0 / m i p L a b e l M e t a d a t a " & g t ; & l t ; c l b l : l a b e l   i d = " { f 4 2 a a 3 4 2 - 8 7 0 6 - 4 2 8 8 - b d 1 1 - e b b 8 5 9 9 5 0 2 8 c } "   e n a b l e d = " 1 "   m e t h o d = " S t a n d a r d "   s i t e I d = " { 7 2 f 9 8 8 b f - 8 6 f 1 - 4 1 a f - 9 1 a b - 2 d 7 c d 0 1 1 d b 4 7 } "   c o n t e n t B i t s = " 0 "   r e m o v e d = " 0 " / & g t ; & l t ; / c l b l : l a b e l L i s t & g t ; & l t ; / p k g : x m l D a t a & g t ; & l t ; / p k g : p a r t & g t ; & l t ; / p k g : p a c k a g e & g t ; - 
- < / C o m p a n y A d d r 5 > - 
-         < C o m p a n y A d d r 6 > C o m p a n y A d d r 6 < / C o m p a n y A d d r 6 > - 
-         < H o m e P a g e _ C o m p a n y I n f o r m a t i o n > H o m e P a g e _ C o m p a n y I n f o r m a t i o n < / H o m e P a g e _ C o m p a n y I n f o r m a t i o n > - 
-         < I B A N _ C o m p a n y I n f o r m a t i o n > I B A N _ C o m p a n y I n f o r m a t i o n < / I B A N _ C o m p a n y I n f o r m a t i o n > - 
-         < P i c t u r e _ C o m p a n y I n f o r m a t i o n / > - 
-         < R e g i s t r a t i o n N o _ C o m p a n y I n f o r m a t i o n > R e g i s t r a t i o n N o _ C o m p a n y I n f o r m a t i o n < / R e g i s t r a t i o n N o _ C o m p a n y I n f o r m a t i o n > - 
-         < S W I F T C o d e _ C o m p a n y I n f o r m a t i o n > S W I F T C o d e _ C o m p a n y I n f o r m a t i o n < / S W I F T C o d e _ C o m p a n y I n f o r m a t i o n > - 
-         < V A T R e g i s t r a t i o n N o _ C o m p a n y I n f o r m a t i o n > V A T R e g i s t r a t i o n N o _ C o m p a n y I n f o r m a t i o n < / V A T R e g i s t r a t i o n N o _ C o m p a n y I n f o r m a t i o n > - 
-         < S a l e s _ _ x 0 0 2 6 _ _ R e c e i v a b l e s _ S e t u p > - 
-             < L o g o P o s i t i o n o n D o c u m e n t s _ S a l e s R e c e i v a b l e s S e t u p > L o g o P o s i t i o n o n D o c u m e n t s _ S a l e s R e c e i v a b l e s S e t u p < / L o g o P o s i t i o n o n D o c u m e n t s _ S a l e s R e c e i v a b l e s S e t u p > - 
-             < G e n e r a l _ L e d g e r _ S e t u p > - 
-                 < L C Y C o d e _ G e n e r a l L e d g e r S e t u p > L C Y C o d e _ G e n e r a l L e d g e r S e t u p < / L C Y C o d e _ G e n e r a l L e d g e r S e t u p > - 
-             < / G e n e r a l _ L e d g e r _ S e t u p > - 
-         < / S a l e s _ _ x 0 0 2 6 _ _ R e c e i v a b l e s _ S e t u p > - 
-     < / C o m p a n y _ I n f o r m a t i o n > - 
-     < P u r c h a s e _ H e a d e r > - 
-         < A m o u n t I n c l u d i n g V A T _ P u r c h a s e H e a d e r > A m o u n t I n c l u d i n g V A T _ P u r c h a s e H e a d e r < / A m o u n t I n c l u d i n g V A T _ P u r c h a s e H e a d e r > - 
-         < A m o u n t I n c l u d i n g V A T _ P u r c h a s e H e a d e r C a p t i o n > A m o u n t I n c l u d i n g V A T _ P u r c h a s e H e a d e r C a p t i o n < / A m o u n t I n c l u d i n g V A T _ P u r c h a s e H e a d e r C a p t i o n > - 
-         < A m o u n t _ P u r c h a s e H e a d e r > A m o u n t _ P u r c h a s e H e a d e r < / A m o u n t _ P u r c h a s e H e a d e r > - 
-         < A m o u n t _ P u r c h a s e H e a d e r C a p t i o n > A m o u n t _ P u r c h a s e H e a d e r C a p t i o n < / A m o u n t _ P u r c h a s e H e a d e r C a p t i o n > - 
-         < B a n k A c c o u n t N o _ P u r c h a s e H e a d e r > B a n k A c c o u n t N o _ P u r c h a s e H e a d e r < / B a n k A c c o u n t N o _ P u r c h a s e H e a d e r > - 
-         < B a n k A c c o u n t N o _ P u r c h a s e H e a d e r C a p t i o n > B a n k A c c o u n t N o _ P u r c h a s e H e a d e r C a p t i o n < / B a n k A c c o u n t N o _ P u r c h a s e H e a d e r C a p t i o n > - 
-         < B I C _ P u r c h a s e H e a d e r > B I C _ P u r c h a s e H e a d e r < / B I C _ P u r c h a s e H e a d e r > - 
-         < B I C _ P u r c h a s e H e a d e r C a p t i o n > B I C _ P u r c h a s e H e a d e r C a p t i o n < / B I C _ P u r c h a s e H e a d e r C a p t i o n > - 
-         < B o d y L b l > B o d y L b l < / B o d y L b l > - 
-         < C l o s i n g L b l > C l o s i n g L b l < / C l o s i n g L b l > - 
-         < C o m p a n y A d d r e s s 1 > C o m p a n y A d d r e s s 1 < / C o m p a n y A d d r e s s 1 > - 
-         < C o m p a n y A d d r e s s 2 > C o m p a n y A d d r e s s 2 < / C o m p a n y A d d r e s s 2 > - 
-         < C o m p a n y A d d r e s s 3 > C o m p a n y A d d r e s s 3 < / C o m p a n y A d d r e s s 3 > - 
-         < C o m p a n y A d d r e s s 4 > C o m p a n y A d d r e s s 4 < / C o m p a n y A d d r e s s 4 > - 
-         < C o m p a n y A d d r e s s 5 > C o m p a n y A d d r e s s 5 < / C o m p a n y A d d r e s s 5 > - 
-         < C o m p a n y A d d r e s s 6 > C o m p a n y A d d r e s s 6 < / C o m p a n y A d d r e s s 6 > - 
-         < C o p y L b l > C o p y L b l < / C o p y L b l > - 
-         < C r e a t o r L b l > C r e a t o r L b l < / C r e a t o r L b l > - 
-         < C u r r e n c y C o d e _ P u r c h a s e H e a d e r > C u r r e n c y C o d e _ P u r c h a s e H e a d e r < / C u r r e n c y C o d e _ P u r c h a s e H e a d e r > - 
-         < C u s t o m e r L b l > C u s t o m e r L b l < / C u s t o m e r L b l > - 
-         < D i s c P e r c e n t L b l > D i s c P e r c e n t L b l < / D i s c P e r c e n t L b l > - 
-         < D o c F o o t e r T e x t > D o c F o o t e r T e x t < / D o c F o o t e r T e x t > - 
-         < D o c u m e n t D a t e _ P u r c h a s e H e a d e r > D o c u m e n t D a t e _ P u r c h a s e H e a d e r < / D o c u m e n t D a t e _ P u r c h a s e H e a d e r > - 
-         < D o c u m e n t D a t e _ P u r c h a s e H e a d e r C a p t i o n > D o c u m e n t D a t e _ P u r c h a s e H e a d e r C a p t i o n < / D o c u m e n t D a t e _ P u r c h a s e H e a d e r C a p t i o n > - 
-         < D o c u m e n t L b l > D o c u m e n t L b l < / D o c u m e n t L b l > - 
-         < D o c u m e n t N o L b l > D o c u m e n t N o L b l < / D o c u m e n t N o L b l > - 
-         < G r e e t i n g L b l > G r e e t i n g L b l < / G r e e t i n g L b l > - 
-         < I B A N _ P u r c h a s e H e a d e r > I B A N _ P u r c h a s e H e a d e r < / I B A N _ P u r c h a s e H e a d e r > - 
-         < I B A N _ P u r c h a s e H e a d e r C a p t i o n > I B A N _ P u r c h a s e H e a d e r C a p t i o n < / I B A N _ P u r c h a s e H e a d e r C a p t i o n > - 
-         < N o _ P u r c h a s e H e a d e r > N o _ P u r c h a s e H e a d e r < / N o _ P u r c h a s e H e a d e r > - 
-         < P a g e L b l > P a g e L b l < / P a g e L b l > - 
-         < P a y m e n t M e t h o d > P a y m e n t M e t h o d < / P a y m e n t M e t h o d > - 
-         < P a y m e n t M e t h o d L b l > P a y m e n t M e t h o d L b l < / P a y m e n t M e t h o d L b l > - 
-         < P a y m e n t T e r m s > P a y m e n t T e r m s < / P a y m e n t T e r m s > - 
-         < P a y m e n t T e r m s L b l > P a y m e n t T e r m s L b l < / P a y m e n t T e r m s L b l > - 
-         < P u r c h a s e r L b l > P u r c h a s e r L b l < / P u r c h a s e r L b l > - 
-         < R e g i s t r a t i o n N o _ P u r c h a s e H e a d e r > R e g i s t r a t i o n N o _ P u r c h a s e H e a d e r < / R e g i s t r a t i o n N o _ P u r c h a s e H e a d e r > - 
-         < R e g i s t r a t i o n N o _ P u r c h a s e H e a d e r C a p t i o n > R e g i s t r a t i o n N o _ P u r c h a s e H e a d e r C a p t i o n < / R e g i s t r a t i o n N o _ P u r c h a s e H e a d e r C a p t i o n > - 
-         < R e q u e s t e d R e c e i p t D a t e _ P u r c h a s e H e a d e r > R e q u e s t e d R e c e i p t D a t e _ P u r c h a s e H e a d e r < / R e q u e s t e d R e c e i p t D a t e _ P u r c h a s e H e a d e r > - 
-         < R e q u e s t e d R e c e i p t D a t e _ P u r c h a s e H e a d e r C a p t i o n > R e q u e s t e d R e c e i p t D a t e _ P u r c h a s e H e a d e r C a p t i o n < / R e q u e s t e d R e c e i p t D a t e _ P u r c h a s e H e a d e r C a p t i o n > - 
-         < S h i p m e n t M e t h o d > S h i p m e n t M e t h o d < / S h i p m e n t M e t h o d > - 
-         < S h i p m e n t M e t h o d L b l > S h i p m e n t M e t h o d L b l < / S h i p m e n t M e t h o d L b l > - 
-         < S h i p T o A d d r 1 > S h i p T o A d d r 1 < / S h i p T o A d d r 1 > - 
-         < S h i p T o A d d r 2 > S h i p T o A d d r 2 < / S h i p T o A d d r 2 > - 
-         < S h i p T o A d d r 3 > S h i p T o A d d r 3 < / S h i p T o A d d r 3 > - 
-         < S h i p T o A d d r 4 > S h i p T o A d d r 4 < / S h i p T o A d d r 4 > - 
-         < S h i p T o A d d r 5 > S h i p T o A d d r 5 < / S h i p T o A d d r 5 > - 
-         < S h i p T o A d d r 6 > S h i p T o A d d r 6 < / S h i p T o A d d r 6 > - 
-         < S h i p T o L b l > S h i p T o L b l < / S h i p T o L b l > - 
-         < S u b t o t a l L b l > S u b t o t a l L b l < / S u b t o t a l L b l > - 
-         < T o t a l L b l > T o t a l L b l < / T o t a l L b l > - 
-         < U o M L b l > U o M L b l < / U o M L b l > - 
-         < V A T L b l > V A T L b l < / V A T L b l > - 
-         < V A T R e g i s t r a t i o n N o _ P u r c h a s e H e a d e r > V A T R e g i s t r a t i o n N o _ P u r c h a s e H e a d e r < / V A T R e g i s t r a t i o n N o _ P u r c h a s e H e a d e r > - 
-         < V A T R e g i s t r a t i o n N o _ P u r c h a s e H e a d e r C a p t i o n > V A T R e g i s t r a t i o n N o _ P u r c h a s e H e a d e r C a p t i o n < / V A T R e g i s t r a t i o n N o _ P u r c h a s e H e a d e r C a p t i o n > - 
-         < V e n d A d d r 1 > V e n d A d d r 1 < / V e n d A d d r 1 > - 
-         < V e n d A d d r 2 > V e n d A d d r 2 < / V e n d A d d r 2 > - 
-         < V e n d A d d r 3 > V e n d A d d r 3 < / V e n d A d d r 3 > - 
-         < V e n d A d d r 4 > V e n d A d d r 4 < / V e n d A d d r 4 > - 
-         < V e n d A d d r 5 > V e n d A d d r 5 < / V e n d A d d r 5 > - 
-         < V e n d A d d r 6 > V e n d A d d r 6 < / V e n d A d d r 6 > - 
-         < V e n d o r L b l > V e n d o r L b l < / V e n d o r L b l > - 
-         < Y o u r R e f e r e n c e _ P u r c h a s e H e a d e r > Y o u r R e f e r e n c e _ P u r c h a s e H e a d e r < / Y o u r R e f e r e n c e _ P u r c h a s e H e a d e r > - 
-         < Y o u r R e f e r e n c e _ P u r c h a s e H e a d e r C a p t i o n > Y o u r R e f e r e n c e _ P u r c h a s e H e a d e r C a p t i o n < / Y o u r R e f e r e n c e _ P u r c h a s e H e a d e r C a p t i o n > - 
-         < C o p y L o o p > - 
-             < C o p y N o > C o p y N o < / C o p y N o > - 
-             < S a l e s p e r s o n _ P u r c h a s e r > - 
-                 < E M a i l _ S a l e s p e r s o n P u r c h a s e r > E M a i l _ S a l e s p e r s o n P u r c h a s e r < / E M a i l _ S a l e s p e r s o n P u r c h a s e r > - 
-                 < N a m e _ S a l e s p e r s o n P u r c h a s e r > N a m e _ S a l e s p e r s o n P u r c h a s e r < / N a m e _ S a l e s p e r s o n P u r c h a s e r > - 
-                 < P h o n e N o _ S a l e s p e r s o n P u r c h a s e r > P h o n e N o _ S a l e s p e r s o n P u r c h a s e r < / P h o n e N o _ S a l e s p e r s o n P u r c h a s e r > - 
-             < / S a l e s p e r s o n _ P u r c h a s e r > - 
-             < P u r c h a s e _ L i n e > - 
-                 < D e s c r i p t i o n _ P u r c h a s e L i n e > D e s c r i p t i o n _ P u r c h a s e L i n e < / D e s c r i p t i o n _ P u r c h a s e L i n e > - 
-                 < D e s c r i p t i o n _ P u r c h a s e L i n e C a p t i o n > D e s c r i p t i o n _ P u r c h a s e L i n e C a p t i o n < / D e s c r i p t i o n _ P u r c h a s e L i n e C a p t i o n > - 
-                 < D i r e c t U n i t C o s t _ P u r c h a s e L i n e > D i r e c t U n i t C o s t _ P u r c h a s e L i n e < / D i r e c t U n i t C o s t _ P u r c h a s e L i n e > - 
-                 < D i r e c t U n i t C o s t _ P u r c h a s e L i n e C a p t i o n > D i r e c t U n i t C o s t _ P u r c h a s e L i n e C a p t i o n < / D i r e c t U n i t C o s t _ P u r c h a s e L i n e C a p t i o n > - 
-                 < I n v D i s c o u n t A m o u n t _ P u r c h a s e L i n e > I n v D i s c o u n t A m o u n t _ P u r c h a s e L i n e < / I n v D i s c o u n t A m o u n t _ P u r c h a s e L i n e > - 
-                 < I n v D i s c o u n t A m o u n t _ P u r c h a s e L i n e C a p t i o n > I n v D i s c o u n t A m o u n t _ P u r c h a s e L i n e C a p t i o n < / I n v D i s c o u n t A m o u n t _ P u r c h a s e L i n e C a p t i o n > - 
-                 < L i n e A m o u n t _ P u r c h a s e L i n e > L i n e A m o u n t _ P u r c h a s e L i n e < / L i n e A m o u n t _ P u r c h a s e L i n e > - 
-                 < L i n e A m o u n t _ P u r c h a s e L i n e C a p t i o n > L i n e A m o u n t _ P u r c h a s e L i n e C a p t i o n < / L i n e A m o u n t _ P u r c h a s e L i n e C a p t i o n > - 
-                 < L i n e D i s c o u n t _ P u r c h a s e L i n e > L i n e D i s c o u n t _ P u r c h a s e L i n e < / L i n e D i s c o u n t _ P u r c h a s e L i n e > - 
-                 < L i n e D i s c o u n t _ P u r c h a s e L i n e C a p t i o n > L i n e D i s c o u n t _ P u r c h a s e L i n e C a p t i o n < / L i n e D i s c o u n t _ P u r c h a s e L i n e C a p t i o n > - 
-                 < L i n e N o _ P u r c h a s e L i n e > L i n e N o _ P u r c h a s e L i n e < / L i n e N o _ P u r c h a s e L i n e > - 
-                 < N o _ P u r c h a s e L i n e > N o _ P u r c h a s e L i n e < / N o _ P u r c h a s e L i n e > - 
-                 < N o _ P u r c h a s e L i n e C a p t i o n > N o _ P u r c h a s e L i n e C a p t i o n < / N o _ P u r c h a s e L i n e C a p t i o n > - 
-                 < Q u a n t i t y _ P u r c h a s e L i n e > Q u a n t i t y _ P u r c h a s e L i n e < / Q u a n t i t y _ P u r c h a s e L i n e > - 
-                 < Q u a n t i t y _ P u r c h a s e L i n e C a p t i o n > Q u a n t i t y _ P u r c h a s e L i n e C a p t i o n < / Q u a n t i t y _ P u r c h a s e L i n e C a p t i o n > - 
-                 < T y p e _ P u r c h a s e L i n e > T y p e _ P u r c h a s e L i n e < / T y p e _ P u r c h a s e L i n e > - 
-                 < U n i t o f M e a s u r e _ P u r c h a s e L i n e > U n i t o f M e a s u r e _ P u r c h a s e L i n e < / U n i t o f M e a s u r e _ P u r c h a s e L i n e > - 
-                 < V A T _ P u r c h a s e L i n e > V A T _ P u r c h a s e L i n e < / V A T _ P u r c h a s e L i n e > - 
-                 < V A T _ P u r c h a s e L i n e C a p t i o n > V A T _ P u r c h a s e L i n e C a p t i o n < / V A T _ P u r c h a s e L i n e C a p t i o n > - 
-                 < V e n d o r I t e m N o _ P u r c h a s e L i n e > V e n d o r I t e m N o _ P u r c h a s e L i n e < / V e n d o r I t e m N o _ P u r c h a s e L i n e > - 
-             < / P u r c h a s e _ L i n e > - 
-             < U s e r _ S e t u p > - 
-                 < E m p l o y e e > - 
-                     < C o m p a n y E M a i l _ E m p l o y e e > C o m p a n y E M a i l _ E m p l o y e e < / C o m p a n y E M a i l _ E m p l o y e e > - 
-                     < F u l l N a m e _ E m p l o y e e > F u l l N a m e _ E m p l o y e e < / F u l l N a m e _ E m p l o y e e > - 
-                     < P h o n e N o _ E m p l o y e e > P h o n e N o _ E m p l o y e e < / P h o n e N o _ E m p l o y e e > - 
-                 < / E m p l o y e e > - 
-             < / U s e r _ S e t u p > - 
-         < / C o p y L o o p > - 
-     < / P u r c h a s e _ H e a d e r > - 
- < / N a v W o r d R e p o r t X m l P a r t > 
+<file path=customXml/item1.xml><?xml version="1.0" encoding="utf-8"?>
+<NavWordReportXmlPart xmlns="urn:microsoft-dynamics-nav/reports/Purchase_Quote_CZL/31184/">
+  <BCReportInformation>
+    <ReportMetadata>
+      <ExtensionId>Extension ID</ExtensionId>
+      <ExtensionName>Extension Name</ExtensionName>
+      <ExtensionPublisher>Extension Publisher</ExtensionPublisher>
+      <ExtensionVersion>Extension Version</ExtensionVersion>
+      <ReportId>Report ID</ReportId>
+      <ReportName>Report Name</ReportName>
+      <AboutThisReportTitle>About This Report Title</AboutThisReportTitle>
+      <AboutThisReportText>About This Report Text</AboutThisReportText>
+      <ReportHelpLink>Report Help Link</ReportHelpLink>
+      <ReportCaption>Report Caption</ReportCaption>
+    </ReportMetadata>
+    <ReportRequest>
+      <TenantEntraId>Tenant Entra Id</TenantEntraId>
+      <EnvironmentName>Environment Name</EnvironmentName>
+      <EnvironmentType>Environment Type</EnvironmentType>
+      <CompanyName>Company Name</CompanyName>
+      <CompanyDisplayName>Company Display Name</CompanyDisplayName>
+      <CompanyId>Company ID</CompanyId>
+      <UserName>User Name</UserName>
+      <DateAndTime>Date and Time</DateAndTime>
+      <Language>Language</Language>
+      <FormatRegion>Format Region</FormatRegion>
+      <DateTimeValues>
+        <Year>Year</Year>
+        <MonthNumber>Month Number</MonthNumber>
+        <DayNumber>Day Number</DayNumber>
+        <Hour>Hour</Hour>
+        <Minute>Minute</Minute>
+      </DateTimeValues>
+    </ReportRequest>
+    <CompanyMetadata>
+      <CompanyName>Company Name</CompanyName>
+      <CompanyDisplayName>Company Display Name</CompanyDisplayName>
+      <CompanyAddressLines>
+        <CompanyAddressLine1>Company Address Line 1</CompanyAddressLine1>
+        <CompanyAddressLine2>Company Address Line 2</CompanyAddressLine2>
+        <CompanyAddressLine3>Company Address Line 3</CompanyAddressLine3>
+        <CompanyAddressLine4>Company Address Line 4</CompanyAddressLine4>
+        <CompanyAddressLine5>Company Address Line 5</CompanyAddressLine5>
+        <CompanyAddressLine6>Company Address Line 6</CompanyAddressLine6>
+        <CompanyAddressLine7>Company Address Line 7</CompanyAddressLine7>
+        <CompanyAddressLine8>Company Address Line 8</CompanyAddressLine8>
+      </CompanyAddressLines>
+      <CompanyPhone>Company Phone</CompanyPhone>
+      <CompanyPhoneCaption>Company Phone Caption</CompanyPhoneCaption>
+      <CompanyFaxNo>Company Fax No.</CompanyFaxNo>
+      <CompanyFaxNoCaption>Company Fax No. Caption</CompanyFaxNoCaption>
+      <CompanyEmail>Company Email</CompanyEmail>
+      <CompanyEmailCaption>Company Email Caption</CompanyEmailCaption>
+      <CompanyHomePage>Company Home Page</CompanyHomePage>
+      <CompanyHomePageCaption>Company Home Page Caption</CompanyHomePageCaption>
+      <CompanyLogo>Company Logo</CompanyLogo>
+      <CompanyVATRegistrationNo>Company VAT Registration No.</CompanyVATRegistrationNo>
+      <CompanyVATRegistrationNoCaption>Company VAT Registration No. Caption</CompanyVATRegistrationNoCaption>
+      <CompanyRegistrationNo>Company Registration No.</CompanyRegistrationNo>
+      <CompanyRegistrationNoCaption>Company Registration No. Caption</CompanyRegistrationNoCaption>
+      <CompanyBankName>Company Bank Name</CompanyBankName>
+      <CompanyBankNameCaption>Company Bank Name Caption</CompanyBankNameCaption>
+      <CompanyBankAccountNo>Company Bank Account No.</CompanyBankAccountNo>
+      <CompanyBankAccountNoCaption>Company Bank Account No. Caption</CompanyBankAccountNoCaption>
+      <CompanyBankBranchNo>Company Bank Branch No.</CompanyBankBranchNo>
+      <CompanyBankBranchNoCaption>Company Bank Branch No. Caption</CompanyBankBranchNoCaption>
+      <CompanyIBAN>Company IBAN</CompanyIBAN>
+      <CompanyIBANCaption>Company IBAN Caption</CompanyIBANCaption>
+      <CompanyBankSWIFT>Company Bank SWIFT</CompanyBankSWIFT>
+      <CompanyBankSWIFTCaption>Company Bank SWIFT Caption</CompanyBankSWIFTCaption>
+      <CompanyGiroNo>Company Giro No.</CompanyGiroNo>
+      <CompanyGiroNoCaption>Company Giro No. Caption</CompanyGiroNoCaption>
+    </CompanyMetadata>
+  </BCReportInformation>
+  <Company_Information>
+    <BankAccountNo_CompanyInformation>BankAccountNo_CompanyInformation</BankAccountNo_CompanyInformation>
+    <CompanyAddr1>CompanyAddr1</CompanyAddr1>
+    <CompanyAddr2>CompanyAddr2</CompanyAddr2>
+    <CompanyAddr3>CompanyAddr3</CompanyAddr3>
+    <CompanyAddr4>CompanyAddr4</CompanyAddr4>
+    <CompanyAddr5>&lt;?xml version="1.0" standalone="yes"?&gt;
+&lt;?mso-application progid="Word.Document"?&gt;
+&lt;pkg:package xmlns:pkg="http://schemas.microsoft.com/office/2006/xmlPackage"&gt;&lt;pkg:part pkg:name="/_rels/.rels" pkg:contentType="application/vnd.openxmlformats-package.relationships+xml" pkg:padding="512"&gt;&lt;pkg:xmlData&gt;&lt;Relationships xmlns="http://schemas.openxmlformats.org/package/2006/relationships"&gt;&lt;Relationship Id="rId2" Type="http://schemas.microsoft.com/office/2020/02/relationships/classificationlabels" Target="docMetadata/LabelInfo.xml"/&gt;&lt;Relationship Id="rId1" Type="http://schemas.openxmlformats.org/officeDocument/2006/relationships/officeDocument" Target="word/document.xml"/&gt;&lt;/Relationships&gt;&lt;/pkg:xmlData&gt;&lt;/pkg:part&gt;&lt;pkg:part pkg:name="/word/document.xml" pkg:contentType="application/vnd.openxmlformats-officedocument.wordprocessingml.document.main+xml"&gt;&lt;pkg:xmlData&gt;&lt;w:document xmlns:wpc="http://schemas.microsoft.com/office/word/2010/wordprocessingCanvas" xmlns:cx="http://schemas.microsoft.com/office/drawing/2014/chartex" xmlns:cx1="http://schemas.microsoft.com/office/drawing/2015/9/8/chartex" xmlns:cx2="http://schemas.microsoft.com/office/drawing/2015/10/21/chartex" xmlns:cx3="http://schemas.microsoft.com/office/drawing/2016/5/9/chartex" xmlns:cx4="http://schemas.microsoft.com/office/drawing/2016/5/10/chartex" xmlns:cx5="http://schemas.microsoft.com/office/drawing/2016/5/11/chartex" xmlns:cx6="http://schemas.microsoft.com/office/drawing/2016/5/12/chartex" xmlns:cx7="http://schemas.microsoft.com/office/drawing/2016/5/13/chartex" xmlns:cx8="http://schemas.microsoft.com/office/drawing/2016/5/14/chartex" xmlns:mc="http://schemas.openxmlformats.org/markup-compatibility/2006" xmlns:aink="http://schemas.microsoft.com/office/drawing/2016/ink" xmlns:am3d="http://schemas.microsoft.com/office/drawing/2017/model3d" xmlns:o="urn:schemas-microsoft-com:office:office" xmlns:oel="http://schemas.microsoft.com/office/2019/extlst" xmlns:r="http://schemas.openxmlformats.org/officeDocument/2006/relationships" xmlns:m="http://schemas.openxmlformats.org/officeDocument/2006/math" xmlns:v="urn:schemas-microsoft-com:vml" xmlns:wp14="http://schemas.microsoft.com/office/word/2010/wordprocessingDrawing" xmlns:wp="http://schemas.openxmlformats.org/drawingml/2006/wordprocessingDrawing" xmlns:w10="urn:schemas-microsoft-com:office:word" xmlns:w="http://schemas.openxmlformats.org/wordprocessingml/2006/main" xmlns:w14="http://schemas.microsoft.com/office/word/2010/wordml" xmlns:w15="http://schemas.microsoft.com/office/word/2012/wordml" xmlns:w16cex="http://schemas.microsoft.com/office/word/2018/wordml/cex" xmlns:w16cid="http://schemas.microsoft.com/office/word/2016/wordml/cid" xmlns:w16="http://schemas.microsoft.com/office/word/2018/wordml" xmlns:w16du="http://schemas.microsoft.com/office/word/2023/wordml/word16du" xmlns:w16sdtdh="http://schemas.microsoft.com/office/word/2020/wordml/sdtdatahash" xmlns:w16sdtfl="http://schemas.microsoft.com/office/word/2024/wordml/sdtformatlock" xmlns:w16se="http://schemas.microsoft.com/office/word/2015/wordml/symex" xmlns:wpg="http://schemas.microsoft.com/office/word/2010/wordprocessingGroup" xmlns:wpi="http://schemas.microsoft.com/office/word/2010/wordprocessingInk" xmlns:wne="http://schemas.microsoft.com/office/word/2006/wordml" xmlns:wps="http://schemas.microsoft.com/office/word/2010/wordprocessingShape" mc:Ignorable="w14 w15 w16se w16cid w16 w16cex w16sdtdh w16sdtfl w16du wp14"&gt;&lt;w:body&gt;&lt;w:p&gt;&lt;w:r&gt;&lt;w:t&gt;ompanyAddr5&lt;/w:t&gt;&lt;/w:r&gt;&lt;/w:p&gt;&lt;w:sectPr&gt;&lt;w:pgSz w:w="12240" w:h="15840"/&gt;&lt;w:pgMar w:top="1440" w:right="1440" w:bottom="1440" w:left="1440" w:header="720" w:footer="720" w:gutter="0"/&gt;&lt;w:cols w:space="720"/&gt;&lt;/w:sectPr&gt;&lt;/w:body&gt;&lt;/w:document&gt;&lt;/pkg:xmlData&gt;&lt;/pkg:part&gt;&lt;pkg:part pkg:name="/word/_rels/document.xml.rels" pkg:contentType="application/vnd.openxmlformats-package.relationships+xml" pkg:padding="256"&gt;&lt;pkg:xmlData&gt;&lt;Relationships xmlns="http://schemas.openxmlformats.org/package/2006/relationships"&gt;&lt;Relationship Id="rId1" Type="http://schemas.openxmlformats.org/officeDocument/2006/relationships/styles" Target="styles.xml"/&gt;&lt;/Relationships&gt;&lt;/pkg:xmlData&gt;&lt;/pkg:part&gt;&lt;pkg:part pkg:name="/word/styles.xml" pkg:contentType="application/vnd.openxmlformats-officedocument.wordprocessingml.styles+xml"&gt;&lt;pkg:xmlData&gt;&lt;w:styles xmlns:mc="http://schemas.openxmlformats.org/markup-compatibility/2006" xmlns:r="http://schemas.openxmlformats.org/officeDocument/2006/relationships" xmlns:w="http://schemas.openxmlformats.org/wordprocessingml/2006/main" xmlns:w14="http://schemas.microsoft.com/office/word/2010/wordml" xmlns:w15="http://schemas.microsoft.com/office/word/2012/wordml" xmlns:w16cex="http://schemas.microsoft.com/office/word/2018/wordml/cex" xmlns:w16cid="http://schemas.microsoft.com/office/word/2016/wordml/cid" xmlns:w16="http://schemas.microsoft.com/office/word/2018/wordml" xmlns:w16du="http://schemas.microsoft.com/office/word/2023/wordml/word16du" xmlns:w16sdtdh="http://schemas.microsoft.com/office/word/2020/wordml/sdtdatahash" xmlns:w16sdtfl="http://schemas.microsoft.com/office/word/2024/wordml/sdtformatlock" xmlns:w16se="http://schemas.microsoft.com/office/word/2015/wordml/symex" mc:Ignorable="w14 w15 w16se w16cid w16 w16cex w16sdtdh w16sdtfl w16du"&gt;&lt;w:docDefaults&gt;&lt;w:rPrDefault&gt;&lt;w:rPr&gt;&lt;w:rFonts w:asciiTheme="minorHAnsi" w:eastAsiaTheme="minorEastAsia" w:hAnsiTheme="minorHAnsi" w:cstheme="minorBidi"/&gt;&lt;w:kern w:val="2"/&gt;&lt;w:sz w:val="24"/&gt;&lt;w:szCs w:val="24"/&gt;&lt;w:lang w:val="en-US" w:eastAsia="en-US" w:bidi="ar-SA"/&gt;&lt;w14:ligatures w14:val="standardContextual"/&gt;&lt;/w:rPr&gt;&lt;/w:rPrDefault&gt;&lt;w:pPrDefault&gt;&lt;w:pPr&gt;&lt;w:spacing w:after="160" w:line="278" w:lineRule="auto"/&gt;&lt;/w:pPr&gt;&lt;/w:pPrDefault&gt;&lt;/w:docDefaults&gt;&lt;w:style w:type="paragraph" w:default="1" w:styleId="Normln"&gt;&lt;w:name w:val="Normal"/&gt;&lt;w:qFormat/&gt;&lt;w:rsid w:val="00702632"/&gt;&lt;/w:style&gt;&lt;w:style w:type="character" w:default="1" w:styleId="Standardnpsmoodstavce"&gt;&lt;w:name w:val="Default Paragraph Font"/&gt;&lt;w:uiPriority w:val="1"/&gt;&lt;w:semiHidden/&gt;&lt;w:unhideWhenUsed/&gt;&lt;w:rsid w:val="00702632"/&gt;&lt;/w:style&gt;&lt;w:style w:type="table" w:default="1" w:styleId="Normlntabulka"&gt;&lt;w:name w:val="Normal Table"/&gt;&lt;w:uiPriority w:val="99"/&gt;&lt;w:semiHidden/&gt;&lt;w:unhideWhenUsed/&gt;&lt;w:tblPr&gt;&lt;w:tblInd w:w="0" w:type="dxa"/&gt;&lt;w:tblCellMar&gt;&lt;w:top w:w="0" w:type="dxa"/&gt;&lt;w:left w:w="108" w:type="dxa"/&gt;&lt;w:bottom w:w="0" w:type="dxa"/&gt;&lt;w:right w:w="108" w:type="dxa"/&gt;&lt;/w:tblCellMar&gt;&lt;/w:tblPr&gt;&lt;/w:style&gt;&lt;w:style w:type="numbering" w:default="1" w:styleId="Bezseznamu"&gt;&lt;w:name w:val="No List"/&gt;&lt;w:uiPriority w:val="99"/&gt;&lt;w:semiHidden/&gt;&lt;w:unhideWhenUsed/&gt;&lt;w:rsid w:val="00702632"/&gt;&lt;/w:style&gt;&lt;/w:styles&gt;&lt;/pkg:xmlData&gt;&lt;/pkg:part&gt;&lt;pkg:part pkg:name="/docMetadata/LabelInfo.xml" pkg:contentType="application/vnd.ms-office.classificationlabels+xml"&gt;&lt;pkg:xmlData&gt;&lt;clbl:labelList xmlns:clbl="http://schemas.microsoft.com/office/2020/mipLabelMetadata"&gt;&lt;clbl:label id="{f42aa342-8706-4288-bd11-ebb85995028c}" enabled="1" method="Standard" siteId="{72f988bf-86f1-41af-91ab-2d7cd011db47}" contentBits="0" removed="0"/&gt;&lt;/clbl:labelList&gt;&lt;/pkg:xmlData&gt;&lt;/pkg:part&gt;&lt;/pkg:package&gt;
+</CompanyAddr5>
+    <CompanyAddr6>CompanyAddr6</CompanyAddr6>
+    <HomePage_CompanyInformation>HomePage_CompanyInformation</HomePage_CompanyInformation>
+    <IBAN_CompanyInformation>IBAN_CompanyInformation</IBAN_CompanyInformation>
+    <Picture_CompanyInformation/>
+    <RegistrationNo_CompanyInformation>RegistrationNo_CompanyInformation</RegistrationNo_CompanyInformation>
+    <SWIFTCode_CompanyInformation>SWIFTCode_CompanyInformation</SWIFTCode_CompanyInformation>
+    <VATRegistrationNo_CompanyInformation>VATRegistrationNo_CompanyInformation</VATRegistrationNo_CompanyInformation>
+    <Sales__x0026__Receivables_Setup>
+      <LogoPositiononDocuments_SalesReceivablesSetup>LogoPositiononDocuments_SalesReceivablesSetup</LogoPositiononDocuments_SalesReceivablesSetup>
+      <General_Ledger_Setup>
+        <LCYCode_GeneralLedgerSetup>LCYCode_GeneralLedgerSetup</LCYCode_GeneralLedgerSetup>
+      </General_Ledger_Setup>
+    </Sales__x0026__Receivables_Setup>
+  </Company_Information>
+  <Purchase_Header>
+    <AmountIncludingVAT_PurchaseHeader>AmountIncludingVAT_PurchaseHeader</AmountIncludingVAT_PurchaseHeader>
+    <AmountIncludingVAT_PurchaseHeaderCaption>AmountIncludingVAT_PurchaseHeaderCaption</AmountIncludingVAT_PurchaseHeaderCaption>
+    <Amount_PurchaseHeader>Amount_PurchaseHeader</Amount_PurchaseHeader>
+    <Amount_PurchaseHeaderCaption>Amount_PurchaseHeaderCaption</Amount_PurchaseHeaderCaption>
+    <BankAccountNo_PurchaseHeader>BankAccountNo_PurchaseHeader</BankAccountNo_PurchaseHeader>
+    <BankAccountNo_PurchaseHeaderCaption>BankAccountNo_PurchaseHeaderCaption</BankAccountNo_PurchaseHeaderCaption>
+    <BIC_PurchaseHeader>BIC_PurchaseHeader</BIC_PurchaseHeader>
+    <BIC_PurchaseHeaderCaption>BIC_PurchaseHeaderCaption</BIC_PurchaseHeaderCaption>
+    <BodyLbl>BodyLbl</BodyLbl>
+    <ClosingLbl>ClosingLbl</ClosingLbl>
+    <CompanyAddress1>CompanyAddress1</CompanyAddress1>
+    <CompanyAddress2>CompanyAddress2</CompanyAddress2>
+    <CompanyAddress3>CompanyAddress3</CompanyAddress3>
+    <CompanyAddress4>CompanyAddress4</CompanyAddress4>
+    <CompanyAddress5>CompanyAddress5</CompanyAddress5>
+    <CompanyAddress6>CompanyAddress6</CompanyAddress6>
+    <CopyLbl>CopyLbl</CopyLbl>
+    <CreatorLbl>CreatorLbl</CreatorLbl>
+    <CurrencyCode_PurchaseHeader>CurrencyCode_PurchaseHeader</CurrencyCode_PurchaseHeader>
+    <CustomerLbl>CustomerLbl</CustomerLbl>
+    <DiscPercentLbl>DiscPercentLbl</DiscPercentLbl>
+    <DocFooterText>DocFooterText</DocFooterText>
+    <DocumentDate_PurchaseHeader>DocumentDate_PurchaseHeader</DocumentDate_PurchaseHeader>
+    <DocumentDate_PurchaseHeaderCaption>DocumentDate_PurchaseHeaderCaption</DocumentDate_PurchaseHeaderCaption>
+    <DocumentLbl>DocumentLbl</DocumentLbl>
+    <DocumentNoLbl>DocumentNoLbl</DocumentNoLbl>
+    <GreetingLbl>GreetingLbl</GreetingLbl>
+    <IBAN_PurchaseHeader>IBAN_PurchaseHeader</IBAN_PurchaseHeader>
+    <IBAN_PurchaseHeaderCaption>IBAN_PurchaseHeaderCaption</IBAN_PurchaseHeaderCaption>
+    <No_PurchaseHeader>No_PurchaseHeader</No_PurchaseHeader>
+    <PageLbl>PageLbl</PageLbl>
+    <PaymentMethod>PaymentMethod</PaymentMethod>
+    <PaymentMethodLbl>PaymentMethodLbl</PaymentMethodLbl>
+    <PaymentTerms>PaymentTerms</PaymentTerms>
+    <PaymentTermsLbl>PaymentTermsLbl</PaymentTermsLbl>
+    <PurchaserLbl>PurchaserLbl</PurchaserLbl>
+    <RegistrationNo_PurchaseHeader>RegistrationNo_PurchaseHeader</RegistrationNo_PurchaseHeader>
+    <RegistrationNo_PurchaseHeaderCaption>RegistrationNo_PurchaseHeaderCaption</RegistrationNo_PurchaseHeaderCaption>
+    <RequestedReceiptDate_PurchaseHeader>RequestedReceiptDate_PurchaseHeader</RequestedReceiptDate_PurchaseHeader>
+    <RequestedReceiptDate_PurchaseHeaderCaption>RequestedReceiptDate_PurchaseHeaderCaption</RequestedReceiptDate_PurchaseHeaderCaption>
+    <ShipmentMethod>ShipmentMethod</ShipmentMethod>
+    <ShipmentMethodLbl>ShipmentMethodLbl</ShipmentMethodLbl>
+    <ShipToAddr1>ShipToAddr1</ShipToAddr1>
+    <ShipToAddr2>ShipToAddr2</ShipToAddr2>
+    <ShipToAddr3>ShipToAddr3</ShipToAddr3>
+    <ShipToAddr4>ShipToAddr4</ShipToAddr4>
+    <ShipToAddr5>ShipToAddr5</ShipToAddr5>
+    <ShipToAddr6>ShipToAddr6</ShipToAddr6>
+    <ShipToLbl>ShipToLbl</ShipToLbl>
+    <SubtotalLbl>SubtotalLbl</SubtotalLbl>
+    <TotalLbl>TotalLbl</TotalLbl>
+    <UoMLbl>UoMLbl</UoMLbl>
+    <VATLbl>VATLbl</VATLbl>
+    <VATRegistrationNo_PurchaseHeader>VATRegistrationNo_PurchaseHeader</VATRegistrationNo_PurchaseHeader>
+    <VATRegistrationNo_PurchaseHeaderCaption>VATRegistrationNo_PurchaseHeaderCaption</VATRegistrationNo_PurchaseHeaderCaption>
+    <VendAddr1>VendAddr1</VendAddr1>
+    <VendAddr2>VendAddr2</VendAddr2>
+    <VendAddr3>VendAddr3</VendAddr3>
+    <VendAddr4>VendAddr4</VendAddr4>
+    <VendAddr5>VendAddr5</VendAddr5>
+    <VendAddr6>VendAddr6</VendAddr6>
+    <VendorLbl>VendorLbl</VendorLbl>
+    <YourReference_PurchaseHeader>YourReference_PurchaseHeader</YourReference_PurchaseHeader>
+    <YourReference_PurchaseHeaderCaption>YourReference_PurchaseHeaderCaption</YourReference_PurchaseHeaderCaption>
+    <CopyLoop>
+      <CopyNo>CopyNo</CopyNo>
+      <Salesperson_Purchaser>
+        <EMail_SalespersonPurchaser>EMail_SalespersonPurchaser</EMail_SalespersonPurchaser>
+        <Name_SalespersonPurchaser>Name_SalespersonPurchaser</Name_SalespersonPurchaser>
+        <PhoneNo_SalespersonPurchaser>PhoneNo_SalespersonPurchaser</PhoneNo_SalespersonPurchaser>
+      </Salesperson_Purchaser>
+      <Purchase_Line>
+        <Description_PurchaseLine>Description_PurchaseLine</Description_PurchaseLine>
+        <Description_PurchaseLineCaption>Description_PurchaseLineCaption</Description_PurchaseLineCaption>
+        <DirectUnitCost_PurchaseLine>DirectUnitCost_PurchaseLine</DirectUnitCost_PurchaseLine>
+        <DirectUnitCost_PurchaseLineCaption>DirectUnitCost_PurchaseLineCaption</DirectUnitCost_PurchaseLineCaption>
+        <InvDiscountAmount_PurchaseLine>InvDiscountAmount_PurchaseLine</InvDiscountAmount_PurchaseLine>
+        <InvDiscountAmount_PurchaseLineCaption>InvDiscountAmount_PurchaseLineCaption</InvDiscountAmount_PurchaseLineCaption>
+        <LineAmount_PurchaseLine>LineAmount_PurchaseLine</LineAmount_PurchaseLine>
+        <LineAmount_PurchaseLineCaption>LineAmount_PurchaseLineCaption</LineAmount_PurchaseLineCaption>
+        <LineDiscount_PurchaseLine>LineDiscount_PurchaseLine</LineDiscount_PurchaseLine>
+        <LineDiscount_PurchaseLineCaption>LineDiscount_PurchaseLineCaption</LineDiscount_PurchaseLineCaption>
+        <LineNo_PurchaseLine>LineNo_PurchaseLine</LineNo_PurchaseLine>
+        <No_PurchaseLine>No_PurchaseLine</No_PurchaseLine>
+        <No_PurchaseLineCaption>No_PurchaseLineCaption</No_PurchaseLineCaption>
+        <Quantity_PurchaseLine>Quantity_PurchaseLine</Quantity_PurchaseLine>
+        <Quantity_PurchaseLineCaption>Quantity_PurchaseLineCaption</Quantity_PurchaseLineCaption>
+        <Type_PurchaseLine>Type_PurchaseLine</Type_PurchaseLine>
+        <UnitofMeasure_PurchaseLine>UnitofMeasure_PurchaseLine</UnitofMeasure_PurchaseLine>
+        <VAT_PurchaseLine>VAT_PurchaseLine</VAT_PurchaseLine>
+        <VAT_PurchaseLineCaption>VAT_PurchaseLineCaption</VAT_PurchaseLineCaption>
+        <VendorItemNo_PurchaseLine>VendorItemNo_PurchaseLine</VendorItemNo_PurchaseLine>
+      </Purchase_Line>
+      <User_Setup>
+        <Employee>
+          <CompanyEMail_Employee>CompanyEMail_Employee</CompanyEMail_Employee>
+          <FullName_Employee>FullName_Employee</FullName_Employee>
+          <PhoneNo_Employee>PhoneNo_Employee</PhoneNo_Employee>
+        </Employee>
+      </User_Setup>
+    </CopyLoop>
+  </Purchase_Header>
+</NavWordReportXmlPart>
 </file>
 
 <file path=customXml/item2.xml>��< ? x m l   v e r s i o n = " 1 . 0 "   e n c o d i n g = " u t f - 1 6 " ? > < N a v W o r d R e p o r t X m l P a r t   x m l n s = " u r n : m i c r o s o f t - d y n a m i c s - b u s i n e s s c e n t r a l / i n t e r n a l / e x t e n d e d / r e p o r t s / P u r c h a s e _ Q u o t e _ C Z L / 3 1 1 8 4 / " > 